--- a/docs/ahg-2026/kit/examples/sam-remediation-log-keeper.docx
+++ b/docs/ahg-2026/kit/examples/sam-remediation-log-keeper.docx
@@ -19,7 +19,7 @@
     <w:p>
       <w:r>
         <w:rPr/>
-        <w:t xml:space="preserve">Sam Okafor is the IT accessibility coordinator at Mesa Ridge State University. Sam reports to the CIO, who asked one question after the Title II deadline passed: "Where are we, and can we prove it?" Sam has a spreadsheet named </w:t>
+        <w:t xml:space="preserve">Sam Okafor is the IT accessibility coordinator at Mesa Ridge State University. Sam reports to the CIO, who asked one question when the Title II web rule was published: "Where are we, and can we prove it?" Sam has a spreadsheet named </w:t>
       </w:r>
       <w:r>
         <w:rPr/>
@@ -277,7 +277,7 @@
       </w:r>
       <w:br/>
       <w:r>
-        <w:t>description: Turns checker reports for a course into dated, prioritized, evidence-backed remediation log entries.</w:t>
+        <w:t>description: Turns checker reports for a course into dated, prioritized, evidence-backed remediation log entries. Use when you need a dated, defensible record of a course's barriers for Title II.</w:t>
       </w:r>
       <w:br/>
       <w:r>
@@ -1343,6 +1343,56 @@
       </w:tr>
     </w:tbl>
     <w:p/>
+    <w:p>
+      <w:pPr>
+        <w:pStyle w:val="Heading2"/>
+      </w:pPr>
+      <w:r>
+        <w:t>Sources</w:t>
+      </w:r>
+    </w:p>
+    <w:p>
+      <w:r>
+        <w:rPr/>
+        <w:t>Checked on 29 October 2026.</w:t>
+      </w:r>
+    </w:p>
+    <w:p>
+      <w:pPr>
+        <w:pStyle w:val="ListBullet"/>
+      </w:pPr>
+      <w:hyperlink r:id="rId14">
+        <w:r>
+          <w:rPr>
+            <w:rStyle w:val="Hyperlink"/>
+            <w:u w:val="single"/>
+          </w:rPr>
+          <w:t xml:space="preserve">ADA Title II web rule, ada.gov</w:t>
+        </w:r>
+      </w:hyperlink>
+      <w:r>
+        <w:rPr/>
+        <w:t>: state and local governments, public colleges and universities included, must meet WCAG 2.1 AA. An interim final rule of 20 April 2026 moved the compliance dates to 26 April 2027 for entities of 50,000 people or more and 26 April 2028 for smaller ones.</w:t>
+      </w:r>
+    </w:p>
+    <w:p>
+      <w:pPr>
+        <w:pStyle w:val="ListBullet"/>
+      </w:pPr>
+      <w:hyperlink r:id="rId15">
+        <w:r>
+          <w:rPr>
+            <w:rStyle w:val="Hyperlink"/>
+            <w:u w:val="single"/>
+          </w:rPr>
+          <w:t xml:space="preserve">WCAG 2.2</w:t>
+        </w:r>
+      </w:hyperlink>
+      <w:r>
+        <w:rPr/>
+        <w:t>, the current W3C Recommendation, which includes everything in WCAG 2.1.</w:t>
+      </w:r>
+    </w:p>
     <w:sectPr>
       <w:footerReference w:type="default" r:id="rId9"/>
       <w:pgSz w:w="12240" w:h="15840"/>
